--- a/res/programmes/Projets-AWS-serverless-et-automatisation-18h.docx
+++ b/res/programmes/Projets-AWS-serverless-et-automatisation-18h.docx
@@ -652,7 +652,7 @@
               <w:pStyle w:val="ProgTableText"/>
             </w:pPr>
             <w:r>
-              <w:t>AWS Solutions Architect Associate (cours), plus des bases de Terraform et de GitHub Actions (telles qu’enseignées dans Ingénierie DevOps). Ces outils sont utilisés, pas enseignés</w:t>
+              <w:t>Architecture AWS (cours : AWS Solutions Architect Associate) ; bases de Terraform et de GitHub Actions (cours : Ingénierie DevOps). Ces outils sont utilisés, pas enseignés</w:t>
             </w:r>
           </w:p>
         </w:tc>
@@ -736,7 +736,7 @@
               <w:pStyle w:val="ProgTableText"/>
             </w:pPr>
             <w:r>
-              <w:t>Un portable par participant (Terraform, CLI AWS, Git, Docker) ; un dépôt GitHub et un compte AWS de test par équipe, fournis par l’organisateur, avec alerte budgétaire ; chaque projet détruit avec terraform destroy à la fin du TP pour maîtriser les coûts</w:t>
+              <w:t>Un portable par participant (Terraform, CLI AWS, Git, Docker) ; un dépôt GitHub par participant et un compte AWS de test par équipe, fournis par l’organisateur, avec alerte budgétaire ; chaque projet détruit avec terraform destroy à la fin du TP pour maîtriser les coûts</w:t>
             </w:r>
           </w:p>
         </w:tc>
@@ -1065,7 +1065,7 @@
         <w:pStyle w:val="ProgIntro"/>
       </w:pPr>
       <w:r>
-        <w:t>Les participants construisent des systèmes serverless et événementiels : une API sur Lambda, API Gateway et DynamoDB, une chaîne de traitement d’images déclenchée par des événements S3, une réponse automatisée aux incidents de GuardDuty et CloudWatch via EventBridge, et une chaîne de conteneurs qui s’arrête sur les vulnérabilités critiques. Projets validés : chacun des quatre en fonctionnement, démontré avec un événement de test.</w:t>
+        <w:t>Les participants construisent des systèmes serverless et événementiels : une API sur Lambda, API Gateway et DynamoDB, une chaîne de traitement d’images déclenchée par des événements S3, une réponse automatisée aux alertes GuardDuty et CloudWatch via EventBridge, et un pipeline de conteneurs qui s’arrête sur les vulnérabilités critiques. Projets validés : chacun des quatre en fonctionnement, démontré avec un événement de test.</w:t>
       </w:r>
     </w:p>
     <w:tbl>
@@ -1375,7 +1375,7 @@
               <w:pStyle w:val="ProgTableStrong"/>
             </w:pPr>
             <w:r>
-              <w:t>Chaîne de sécurité des conteneurs</w:t>
+              <w:t>Pipeline de sécurité des conteneurs</w:t>
             </w:r>
           </w:p>
         </w:tc>
@@ -1388,7 +1388,7 @@
               <w:pStyle w:val="ProgTableText"/>
             </w:pPr>
             <w:r>
-              <w:t>Analyse ECR, Amazon Inspector, contrôles au build</w:t>
+              <w:t>Analyse ECR, Amazon Inspector, points de blocage dans le build</w:t>
             </w:r>
           </w:p>
         </w:tc>

--- a/res/programmes/Projets-AWS-serverless-et-automatisation-18h.docx
+++ b/res/programmes/Projets-AWS-serverless-et-automatisation-18h.docx
@@ -32,7 +32,13 @@
                     <pic:cNvPicPr/>
                   </pic:nvPicPr>
                   <pic:blipFill>
-                    <a:blip r:embed="rId12"/>
+                    <a:blip r:embed="rId12">
+                      <a:extLst>
+                        <a:ext uri="{96DAC541-7B7A-43D3-8B79-37D633B846F1}">
+                          <asvg:svgBlip xmlns:asvg="http://schemas.microsoft.com/office/drawing/2016/SVG/main" r:embed="rId13"/>
+                        </a:ext>
+                      </a:extLst>
+                    </a:blip>
                     <a:stretch>
                       <a:fillRect/>
                     </a:stretch>
@@ -118,7 +124,7 @@
             <w:r>
               <w:drawing>
                 <wp:inline xmlns:a="http://schemas.openxmlformats.org/drawingml/2006/main" xmlns:pic="http://schemas.openxmlformats.org/drawingml/2006/picture">
-                  <wp:extent cx="516649" cy="486000"/>
+                  <wp:extent cx="516563" cy="486000"/>
                   <wp:docPr id="901" name="Picture 901"/>
                   <wp:cNvGraphicFramePr>
                     <a:graphicFrameLocks noChangeAspect="1"/>
@@ -131,7 +137,13 @@
                           <pic:cNvPicPr/>
                         </pic:nvPicPr>
                         <pic:blipFill>
-                          <a:blip r:embed="rId13"/>
+                          <a:blip r:embed="rId14">
+                            <a:extLst>
+                              <a:ext uri="{96DAC541-7B7A-43D3-8B79-37D633B846F1}">
+                                <asvg:svgBlip xmlns:asvg="http://schemas.microsoft.com/office/drawing/2016/SVG/main" r:embed="rId15"/>
+                              </a:ext>
+                            </a:extLst>
+                          </a:blip>
                           <a:stretch>
                             <a:fillRect/>
                           </a:stretch>
@@ -139,7 +151,7 @@
                         <pic:spPr>
                           <a:xfrm>
                             <a:off x="0" y="0"/>
-                            <a:ext cx="516649" cy="486000"/>
+                            <a:ext cx="516563" cy="486000"/>
                           </a:xfrm>
                           <a:prstGeom prst="rect"/>
                         </pic:spPr>
@@ -1745,7 +1757,7 @@
     <w:r>
       <w:drawing>
         <wp:inline xmlns:a="http://schemas.openxmlformats.org/drawingml/2006/main" xmlns:pic="http://schemas.openxmlformats.org/drawingml/2006/picture">
-          <wp:extent cx="114811" cy="108000"/>
+          <wp:extent cx="114792" cy="108000"/>
           <wp:docPr id="1" name="Picture 1"/>
           <wp:cNvGraphicFramePr>
             <a:graphicFrameLocks noChangeAspect="1"/>
@@ -1758,7 +1770,13 @@
                   <pic:cNvPicPr/>
                 </pic:nvPicPr>
                 <pic:blipFill>
-                  <a:blip r:embed="rId1"/>
+                  <a:blip r:embed="rId1">
+                    <a:extLst>
+                      <a:ext uri="{96DAC541-7B7A-43D3-8B79-37D633B846F1}">
+                        <asvg:svgBlip xmlns:asvg="http://schemas.microsoft.com/office/drawing/2016/SVG/main" r:embed="rId2"/>
+                      </a:ext>
+                    </a:extLst>
+                  </a:blip>
                   <a:stretch>
                     <a:fillRect/>
                   </a:stretch>
@@ -1766,7 +1784,7 @@
                 <pic:spPr>
                   <a:xfrm>
                     <a:off x="0" y="0"/>
-                    <a:ext cx="114811" cy="108000"/>
+                    <a:ext cx="114792" cy="108000"/>
                   </a:xfrm>
                   <a:prstGeom prst="rect"/>
                 </pic:spPr>
